--- a/fra/docx/54.content.docx
+++ b/fra/docx/54.content.docx
@@ -11,6 +11,15 @@
         <w:pStyle w:val="Heading2"/>
       </w:pPr>
       <w:r>
+        <w:t>Resource: Notes d'étude (Tyndale)</w:t>
+      </w:r>
+      <w:r/>
+    </w:p>
+    <w:p>
+      <w:pPr>
+        <w:pStyle w:val="Heading2"/>
+      </w:pPr>
+      <w:r>
         <w:t>License Information</w:t>
       </w:r>
       <w:r/>
@@ -21,7 +30,7 @@
         <w:rPr>
           <w:b/>
         </w:rPr>
-        <w:t>Study Notes (Tyndale)</w:t>
+        <w:t>Notes d'étude (Tyndale)</w:t>
       </w:r>
       <w:r>
         <w:t xml:space="preserve"> (French) is based on</w:t>
@@ -74,7 +83,7 @@
         <w:pStyle w:val="Heading1"/>
       </w:pPr>
       <w:r>
-        <w:t>Study Notes (Tyndale)</w:t>
+        <w:t>Notes d'étude (Tyndale)</w:t>
       </w:r>
     </w:p>
     <w:p>
@@ -83,6 +92,51 @@
           <w:headerReference w:type="even" r:id="rId8"/>
           <w:headerReference w:type="default" r:id="rId9"/>
           <w:footerReference w:type="default" r:id="rId10"/>
+          <w:footnotePr>
+            <w:numRestart w:val="eachSect"/>
+          </w:footnotePr>
+          <w:type w:val="continuous"/>
+          <w:pgSz w:w="12240" w:h="15840" w:code="1"/>
+          <w:pgMar w:top="1440" w:right="1440" w:bottom="1440" w:left="1440" w:header="504" w:footer="504" w:gutter="0"/>
+          <w:cols w:space="708"/>
+          <w:titlePg/>
+          <w:docGrid w:linePitch="360"/>
+        </w:sectPr>
+      </w:pPr>
+    </w:p>
+    <w:p>
+      <w:r/>
+    </w:p>
+    <w:p>
+      <w:pPr>
+        <w:pStyle w:val="Heading2"/>
+      </w:pPr>
+      <w:r>
+        <w:t>1TI</w:t>
+      </w:r>
+      <w:r/>
+    </w:p>
+    <w:p>
+      <w:r/>
+      <w:r>
+        <w:rPr>
+          <w:i/>
+        </w:rPr>
+        <w:t>1 Timothée 1.1, 1 Timothée 1.1–2, 1 Timothée 1.2, 1 Timothée 1.3, 1 Timothée 1.3–11, 1 Timothée 1.4, 1 Timothée 1.5, 1 Timothée 1.6, 1 Timothée 1.6–11, 1 Timothée 1.7, 1 Timothée 1.9, 1 Timothée 1.10, 1 Timothée 1.11, 1 Timothée 1.12–17, 1 Timothée 1.15, 1 Timothée 1.18, 1 Timothée 1.18–20, 1 Timothée 1.19, 1 Timothée 1.20, 1 Timothée 2.1, 1 Timothée 2.1–7, 1 Timothée 2.1–15, 1 Timothée 2.1–3.13, 1 Timothée 2.2, 1 Timothée 2.5, 1 Timothée 2.5–6, 1 Timothée 2.8, 1 Timothée 2.9–10, 1 Timothée 2.11–15, 1 Timothée 2.12, 1 Timothée 2.13, 1 Timothée 2.15, 1 Timothée 3.1, 1 Timothée 3.1–13, 1 Timothée 3.2, 1 Timothée 3.4–5, 1 Timothée 3.7, 1 Timothée 3.8, 1 Timothée 3.8–13, 1 Timothée 3.11, 1 Timothée 3.14–4.16, 1 Timothée 3.15, 1 Timothée 3.16, 1 Timothée 4.1, 1 Timothée 4.1–5, 1 Timothée 4.2, 1 Timothée 4.6, 1 Timothée 4.6–16, 1 Timothée 4.8–9, 1 Timothée 4.12, 1 Timothée 4.14, 1 Timothée 5.1–6.2, 1 Timothée 5.3–16, 1 Timothée 5.5, 1 Timothée 5.6, 1 Timothée 5.8, 1 Timothée 5.9, 1 Timothée 5.10, 1 Timothée 5.11–12, 1 Timothée 5.11–15, 1 Timothée 5.13, 1 Timothée 5.14, 1 Timothée 5.15, 1 Timothée 5.16, 1 Timothée 5.17–18, 1 Timothée 5.17–25, 1 Timothée 5.19–21, 1 Timothée 5.20, 1 Timothée 5.21, 1 Timothée 5.22, 1 Timothée 5.23, 1 Timothée 5.24–25, 1 Timothée 6.1, 1 Timothée 6.2–10, 1 Timothée 6.2–21, 1 Timothée 6.4, 1 Timothée 6.5, 1 Timothée 6.6, 1 Timothée 6.11–16, 1 Timothée 6.12, 1 Timothée 6.13, 1 Timothée 6.14, 1 Timothée 6.15–16, 1 Timothée 6.17–18, 1 Timothée 6.17–19, 1 Timothée 6.20, 1 Timothée 6.20–21, 1 Timothée 6.21</w:t>
+      </w:r>
+      <w:r/>
+    </w:p>
+    <w:p>
+      <w:r/>
+      <w:r>
+        <w:t xml:space="preserve"> </w:t>
+      </w:r>
+      <w:r/>
+      <w:r/>
+    </w:p>
+    <w:p>
+      <w:pPr>
+        <w:sectPr>
           <w:footnotePr>
             <w:numRestart w:val="eachSect"/>
           </w:footnotePr>

--- a/fra/docx/54.content.docx
+++ b/fra/docx/54.content.docx
@@ -163,13 +163,6 @@
         <w:rPr>
           <w:lang w:val="fr_FR" w:bidi="fr_FR"/>
         </w:rPr>
-      </w:r>
-      <w:r>
-        <w:rPr>
-          <w:i/>
-          <w:lang w:val="fr_FR" w:bidi="fr_FR"/>
-        </w:rPr>
-        <w:t>1 Timothée 1.1, 1 Timothée 1.1–2, 1 Timothée 1.2, 1 Timothée 1.3, 1 Timothée 1.3–11, 1 Timothée 1.4, 1 Timothée 1.5, 1 Timothée 1.6, 1 Timothée 1.6–11, 1 Timothée 1.7, 1 Timothée 1.9, 1 Timothée 1.10, 1 Timothée 1.11, 1 Timothée 1.12–17, 1 Timothée 1.15, 1 Timothée 1.18, 1 Timothée 1.18–20, 1 Timothée 1.19, 1 Timothée 1.20, 1 Timothée 2.1, 1 Timothée 2.1–7, 1 Timothée 2.1–15, 1 Timothée 2.1–3.13, 1 Timothée 2.2, 1 Timothée 2.5, 1 Timothée 2.5–6, 1 Timothée 2.8, 1 Timothée 2.9–10, 1 Timothée 2.11–15, 1 Timothée 2.12, 1 Timothée 2.13, 1 Timothée 2.15, 1 Timothée 3.1, 1 Timothée 3.1–13, 1 Timothée 3.2, 1 Timothée 3.4–5, 1 Timothée 3.7, 1 Timothée 3.8, 1 Timothée 3.8–13, 1 Timothée 3.11, 1 Timothée 3.14–4.16, 1 Timothée 3.15, 1 Timothée 3.16, 1 Timothée 4.1, 1 Timothée 4.1–5, 1 Timothée 4.2, 1 Timothée 4.6, 1 Timothée 4.6–16, 1 Timothée 4.8–9, 1 Timothée 4.12, 1 Timothée 4.14, 1 Timothée 5.1–6.2, 1 Timothée 5.3–16, 1 Timothée 5.5, 1 Timothée 5.6, 1 Timothée 5.8, 1 Timothée 5.9, 1 Timothée 5.10, 1 Timothée 5.11–12, 1 Timothée 5.11–15, 1 Timothée 5.13, 1 Timothée 5.14, 1 Timothée 5.15, 1 Timothée 5.16, 1 Timothée 5.17–18, 1 Timothée 5.17–25, 1 Timothée 5.19–21, 1 Timothée 5.20, 1 Timothée 5.21, 1 Timothée 5.22, 1 Timothée 5.23, 1 Timothée 5.24–25, 1 Timothée 6.1, 1 Timothée 6.2–10, 1 Timothée 6.2–21, 1 Timothée 6.4, 1 Timothée 6.5, 1 Timothée 6.6, 1 Timothée 6.11–16, 1 Timothée 6.12, 1 Timothée 6.13, 1 Timothée 6.14, 1 Timothée 6.15–16, 1 Timothée 6.17–18, 1 Timothée 6.17–19, 1 Timothée 6.20, 1 Timothée 6.20–21, 1 Timothée 6.21</w:t>
       </w:r>
       <w:r>
         <w:rPr>

--- a/fra/docx/54.content.docx
+++ b/fra/docx/54.content.docx
@@ -150,19 +150,6 @@
           <w:lang w:val="fr_FR" w:bidi="fr_FR"/>
         </w:rPr>
         <w:t>1TI</w:t>
-      </w:r>
-      <w:r>
-        <w:rPr>
-          <w:lang w:val="fr_FR" w:bidi="fr_FR"/>
-        </w:rPr>
-      </w:r>
-    </w:p>
-    <w:p>
-      <w:pPr/>
-      <w:r>
-        <w:rPr>
-          <w:lang w:val="fr_FR" w:bidi="fr_FR"/>
-        </w:rPr>
       </w:r>
       <w:r>
         <w:rPr>

--- a/fra/docx/54.content.docx
+++ b/fra/docx/54.content.docx
@@ -19,7 +19,7 @@
         <w:rPr>
           <w:lang w:val="fr_FR" w:bidi="fr_FR"/>
         </w:rPr>
-        <w:t>Resource: Notes d'étude (Tyndale)</w:t>
+        <w:t>Resource: Tyndale Open Study Notes</w:t>
       </w:r>
       <w:r>
         <w:rPr>
@@ -112,7 +112,7 @@
         <w:rPr>
           <w:lang w:val="fr_FR" w:bidi="fr_FR"/>
         </w:rPr>
-        <w:t>Notes d'étude (Tyndale)</w:t>
+        <w:t>Tyndale Open Study Notes</w:t>
       </w:r>
     </w:p>
     <w:p>

--- a/fra/docx/54.content.docx
+++ b/fra/docx/54.content.docx
@@ -19,7 +19,7 @@
         <w:rPr>
           <w:lang w:val="fr_FR" w:bidi="fr_FR"/>
         </w:rPr>
-        <w:t>Resource: Tyndale Open Study Notes</w:t>
+        <w:t>Resource: Aquifer Open Study Notes</w:t>
       </w:r>
       <w:r>
         <w:rPr>
@@ -112,7 +112,7 @@
         <w:rPr>
           <w:lang w:val="fr_FR" w:bidi="fr_FR"/>
         </w:rPr>
-        <w:t>Tyndale Open Study Notes</w:t>
+        <w:t>Aquifer Open Study Notes</w:t>
       </w:r>
     </w:p>
     <w:p>
